--- a/project files/project proposal.docx
+++ b/project files/project proposal.docx
@@ -73,13 +73,7 @@
     <w:p>
       <w:pPr>
         <w:spacing w:before="384" w:after="0" w:line="240" w:lineRule="auto"/>
-        <w:ind w:left="2923"/>
-        <w:rPr>
-          <w:rFonts w:eastAsia="Times New Roman" w:cs="Times New Roman"/>
-          <w:szCs w:val="24"/>
-        </w:rPr>
-      </w:pPr>
-      <w:r>
+        <w:jc w:val="center"/>
         <w:rPr>
           <w:rFonts w:eastAsia="Times New Roman" w:cs="Times New Roman"/>
           <w:b/>
@@ -88,17 +82,6 @@
           <w:sz w:val="28"/>
           <w:szCs w:val="28"/>
         </w:rPr>
-        <w:t>Tribhuvan University</w:t>
-      </w:r>
-    </w:p>
-    <w:p>
-      <w:pPr>
-        <w:spacing w:before="152" w:after="0" w:line="240" w:lineRule="auto"/>
-        <w:ind w:left="1702"/>
-        <w:rPr>
-          <w:rFonts w:eastAsia="Times New Roman" w:cs="Times New Roman"/>
-          <w:szCs w:val="24"/>
-        </w:rPr>
       </w:pPr>
       <w:r>
         <w:rPr>
@@ -109,6 +92,27 @@
           <w:sz w:val="28"/>
           <w:szCs w:val="28"/>
         </w:rPr>
+        <w:t>Tribhuvan University</w:t>
+      </w:r>
+    </w:p>
+    <w:p>
+      <w:pPr>
+        <w:spacing w:before="384" w:after="0" w:line="240" w:lineRule="auto"/>
+        <w:jc w:val="center"/>
+        <w:rPr>
+          <w:rFonts w:eastAsia="Times New Roman" w:cs="Times New Roman"/>
+          <w:szCs w:val="24"/>
+        </w:rPr>
+      </w:pPr>
+      <w:r>
+        <w:rPr>
+          <w:rFonts w:eastAsia="Times New Roman" w:cs="Times New Roman"/>
+          <w:b/>
+          <w:bCs/>
+          <w:color w:val="000000"/>
+          <w:sz w:val="28"/>
+          <w:szCs w:val="28"/>
+        </w:rPr>
         <w:t>Faculty of Humanities and Social Sciences</w:t>
       </w:r>
     </w:p>
@@ -118,7 +122,11 @@
         <w:ind w:left="1775"/>
         <w:rPr>
           <w:rFonts w:eastAsia="Times New Roman" w:cs="Times New Roman"/>
-          <w:szCs w:val="24"/>
+          <w:b/>
+          <w:bCs/>
+          <w:color w:val="000000"/>
+          <w:sz w:val="28"/>
+          <w:szCs w:val="28"/>
         </w:rPr>
       </w:pPr>
       <w:r>
@@ -2306,6 +2314,7 @@
           <w:numId w:val="2"/>
         </w:numPr>
         <w:spacing w:before="0" w:line="360" w:lineRule="auto"/>
+        <w:jc w:val="both"/>
         <w:rPr>
           <w:rFonts w:cs="Times New Roman"/>
         </w:rPr>
@@ -2327,6 +2336,7 @@
     <w:p>
       <w:pPr>
         <w:spacing w:line="360" w:lineRule="auto"/>
+        <w:jc w:val="both"/>
         <w:rPr>
           <w:rFonts w:cs="Times New Roman"/>
         </w:rPr>
@@ -2342,6 +2352,7 @@
     <w:p>
       <w:pPr>
         <w:spacing w:line="360" w:lineRule="auto"/>
+        <w:jc w:val="both"/>
         <w:rPr>
           <w:rFonts w:cs="Times New Roman"/>
         </w:rPr>
@@ -2356,6 +2367,7 @@
     <w:p>
       <w:pPr>
         <w:spacing w:line="360" w:lineRule="auto"/>
+        <w:jc w:val="both"/>
         <w:rPr>
           <w:rFonts w:cs="Times New Roman"/>
         </w:rPr>
@@ -2939,6 +2951,7 @@
       <w:pPr>
         <w:spacing w:before="100" w:beforeAutospacing="1" w:after="100" w:afterAutospacing="1" w:line="360" w:lineRule="auto"/>
         <w:ind w:left="360"/>
+        <w:jc w:val="both"/>
         <w:rPr>
           <w:rFonts w:cs="Times New Roman"/>
         </w:rPr>
@@ -3289,6 +3302,7 @@
       <w:pPr>
         <w:spacing w:before="100" w:beforeAutospacing="1" w:after="100" w:afterAutospacing="1" w:line="360" w:lineRule="auto"/>
         <w:ind w:left="360"/>
+        <w:jc w:val="both"/>
         <w:rPr>
           <w:rFonts w:cs="Times New Roman"/>
         </w:rPr>
@@ -3349,6 +3363,7 @@
     <w:p>
       <w:pPr>
         <w:spacing w:line="360" w:lineRule="auto"/>
+        <w:jc w:val="both"/>
         <w:rPr>
           <w:rFonts w:cs="Times New Roman"/>
         </w:rPr>
@@ -3364,6 +3379,7 @@
       <w:pPr>
         <w:keepNext/>
         <w:spacing w:line="360" w:lineRule="auto"/>
+        <w:jc w:val="center"/>
         <w:rPr>
           <w:rFonts w:cs="Times New Roman"/>
         </w:rPr>
@@ -3392,8 +3408,8 @@
             <v:path o:extrusionok="f" gradientshapeok="t" o:connecttype="rect"/>
             <o:lock v:ext="edit" aspectratio="t"/>
           </v:shapetype>
-          <v:shape id="_x0000_i1025" type="#_x0000_t75" style="width:449.75pt;height:235.65pt">
-            <v:imagedata r:id="rId9" o:title="waterfall"/>
+          <v:shape id="_x0000_i1027" type="#_x0000_t75" style="width:371.8pt;height:234.25pt">
+            <v:imagedata r:id="rId9" o:title="finallll.drawio"/>
           </v:shape>
         </w:pict>
       </w:r>
@@ -3506,6 +3522,7 @@
     <w:p>
       <w:pPr>
         <w:spacing w:line="360" w:lineRule="auto"/>
+        <w:jc w:val="both"/>
         <w:rPr>
           <w:rFonts w:cs="Times New Roman"/>
         </w:rPr>
@@ -3549,6 +3566,7 @@
       <w:pPr>
         <w:pStyle w:val="NormalWeb"/>
         <w:spacing w:line="360" w:lineRule="auto"/>
+        <w:jc w:val="both"/>
       </w:pPr>
       <w:r>
         <w:t>Requirements will be gathered through survey</w:t>
@@ -3635,6 +3653,7 @@
       <w:pPr>
         <w:pStyle w:val="NormalWeb"/>
         <w:spacing w:after="240" w:afterAutospacing="0" w:line="360" w:lineRule="auto"/>
+        <w:jc w:val="both"/>
       </w:pPr>
       <w:r>
         <w:t>The system will be developed using Java Spring Boot for the backend, ensuring scalability and robustness. The frontend will be built using HTML, CSS, and JavaScript, providing a responsive and interactive user experience. The feasibility study will confirm that the chosen technology stack is suitable for the project and that the necessary technical skills and resources are available.</w:t>
@@ -3670,6 +3689,7 @@
     <w:p>
       <w:pPr>
         <w:spacing w:line="360" w:lineRule="auto"/>
+        <w:jc w:val="both"/>
         <w:rPr>
           <w:rFonts w:cs="Times New Roman"/>
         </w:rPr>
@@ -3711,6 +3731,7 @@
     <w:p>
       <w:pPr>
         <w:spacing w:line="360" w:lineRule="auto"/>
+        <w:jc w:val="both"/>
         <w:rPr>
           <w:rFonts w:cs="Times New Roman"/>
         </w:rPr>
@@ -3781,6 +3802,7 @@
     <w:p>
       <w:pPr>
         <w:spacing w:line="360" w:lineRule="auto"/>
+        <w:jc w:val="both"/>
         <w:rPr>
           <w:rFonts w:cs="Times New Roman"/>
         </w:rPr>
@@ -3807,7 +3829,7 @@
           <w:noProof/>
         </w:rPr>
         <w:pict>
-          <v:shape id="_x0000_i1026" type="#_x0000_t75" style="width:412.35pt;height:363.75pt">
+          <v:shape id="_x0000_i1025" type="#_x0000_t75" style="width:412.65pt;height:363.2pt">
             <v:imagedata r:id="rId10" o:title="systemflowchart"/>
           </v:shape>
         </w:pict>
@@ -4016,6 +4038,7 @@
     <w:p>
       <w:pPr>
         <w:spacing w:line="360" w:lineRule="auto"/>
+        <w:jc w:val="both"/>
         <w:rPr>
           <w:rFonts w:cs="Times New Roman"/>
         </w:rPr>
@@ -4059,7 +4082,7 @@
           <w:rFonts w:cs="Times New Roman"/>
         </w:rPr>
         <w:pict>
-          <v:shape id="_x0000_i1027" type="#_x0000_t75" style="width:374.05pt;height:331pt">
+          <v:shape id="_x0000_i1026" type="#_x0000_t75" style="width:373.95pt;height:331pt">
             <v:imagedata r:id="rId11" o:title="usecase"/>
           </v:shape>
         </w:pict>
@@ -4179,8 +4202,8 @@
           <w:noProof/>
         </w:rPr>
         <w:pict>
-          <v:shape id="_x0000_i1028" type="#_x0000_t75" style="width:448.85pt;height:235.65pt">
-            <v:imagedata r:id="rId12" o:title="gantt"/>
+          <v:shape id="_x0000_i1028" type="#_x0000_t75" style="width:442.75pt;height:240.7pt">
+            <v:imagedata r:id="rId12" o:title="final "/>
           </v:shape>
         </w:pict>
       </w:r>
@@ -4246,6 +4269,7 @@
     <w:p>
       <w:pPr>
         <w:spacing w:line="360" w:lineRule="auto"/>
+        <w:jc w:val="both"/>
         <w:rPr>
           <w:rFonts w:cs="Times New Roman"/>
         </w:rPr>
@@ -4293,6 +4317,7 @@
     <w:p>
       <w:pPr>
         <w:spacing w:line="360" w:lineRule="auto"/>
+        <w:jc w:val="both"/>
         <w:rPr>
           <w:rFonts w:cs="Times New Roman"/>
         </w:rPr>
@@ -4528,6 +4553,16 @@
       <w:r>
         <w:t>. [Accessed: Aug. 20, 2024].</w:t>
       </w:r>
+    </w:p>
+    <w:p>
+      <w:pPr>
+        <w:pStyle w:val="ListParagraph"/>
+        <w:spacing w:line="360" w:lineRule="auto"/>
+        <w:ind w:left="990"/>
+        <w:rPr>
+          <w:rFonts w:cs="Times New Roman"/>
+        </w:rPr>
+      </w:pPr>
     </w:p>
     <w:sectPr>
       <w:headerReference w:type="default" r:id="rId18"/>
@@ -4589,7 +4624,7 @@
             <w:rPr>
               <w:noProof/>
             </w:rPr>
-            <w:t>1</w:t>
+            <w:t>9</w:t>
           </w:r>
         </w:fldSimple>
       </w:p>
